--- a/README/INDICE_MATERIALI.docx
+++ b/README/INDICE_MATERIALI.docx
@@ -208,7 +208,7 @@
               <w:rPr>
                 <w:sz w:val="16"/>
               </w:rPr>
-              <w:t>59 KB</w:t>
+              <w:t>60 KB</w:t>
             </w:r>
           </w:p>
         </w:tc>
@@ -242,7 +242,7 @@
               <w:rPr>
                 <w:sz w:val="16"/>
               </w:rPr>
-              <w:t>174 paragrafi, 25 tabelle, 0 immagini</w:t>
+              <w:t>175 paragrafi, 25 tabelle, 0 immagini</w:t>
             </w:r>
           </w:p>
         </w:tc>
@@ -563,7 +563,7 @@
               <w:rPr>
                 <w:sz w:val="16"/>
               </w:rPr>
-              <w:t>62 paragrafi, 15 tabelle, 1 immagini</w:t>
+              <w:t>61 paragrafi, 17 tabelle, 1 immagini</w:t>
             </w:r>
           </w:p>
         </w:tc>
@@ -981,7 +981,7 @@
               <w:rPr>
                 <w:sz w:val="16"/>
               </w:rPr>
-              <w:t>Listino di 192 righe per la palestra delle scorciatoie</w:t>
+              <w:t>Piano B della palestra delle scorciatoie: lo stesso listino di 192 righe da aprire nel Blocco note vero</w:t>
             </w:r>
           </w:p>
         </w:tc>
@@ -1208,7 +1208,7 @@
               <w:rPr>
                 <w:sz w:val="16"/>
               </w:rPr>
-              <w:t>typing_officina23.html</w:t>
+              <w:t>scorciatoie_officina23.html</w:t>
             </w:r>
           </w:p>
         </w:tc>
@@ -1225,7 +1225,7 @@
               <w:rPr>
                 <w:sz w:val="16"/>
               </w:rPr>
-              <w:t>37 KB</w:t>
+              <w:t>54 KB</w:t>
             </w:r>
           </w:p>
         </w:tc>
@@ -1242,7 +1242,7 @@
               <w:rPr>
                 <w:sz w:val="16"/>
               </w:rPr>
-              <w:t>Strumento offline di digitazione: test, caccia ai simboli, codici, sfida senza mouse, codice risultato verificabile</w:t>
+              <w:t>Palestra delle scorciatoie (offline e online): Blocco note simulato con il listino di 192 righe, 6 sfide (Ctrl+F/X/C/V/Z/A/S), tecnica controllata, codice risultato verificabile</w:t>
             </w:r>
           </w:p>
         </w:tc>
@@ -1278,7 +1278,7 @@
               <w:rPr>
                 <w:sz w:val="16"/>
               </w:rPr>
-              <w:t>SOLUZIONI</w:t>
+              <w:t>MATERIALI</w:t>
             </w:r>
           </w:p>
         </w:tc>
@@ -1295,7 +1295,7 @@
               <w:rPr>
                 <w:sz w:val="16"/>
               </w:rPr>
-              <w:t>L1_SOLUZIONI_DOCENTE.docx</w:t>
+              <w:t>typing_officina23.html</w:t>
             </w:r>
           </w:p>
         </w:tc>
@@ -1312,7 +1312,7 @@
               <w:rPr>
                 <w:sz w:val="16"/>
               </w:rPr>
-              <w:t>44 KB</w:t>
+              <w:t>37 KB</w:t>
             </w:r>
           </w:p>
         </w:tc>
@@ -1329,7 +1329,7 @@
               <w:rPr>
                 <w:sz w:val="16"/>
               </w:rPr>
-              <w:t>Soluzione / modello per il docente</w:t>
+              <w:t>Strumento offline di digitazione: test, caccia ai simboli, codici, sfida senza mouse, codice risultato verificabile</w:t>
             </w:r>
           </w:p>
         </w:tc>
@@ -1346,7 +1346,7 @@
               <w:rPr>
                 <w:sz w:val="16"/>
               </w:rPr>
-              <w:t>47 paragrafi, 9 tabelle, 0 immagini</w:t>
+              <w:t>HTML completo</w:t>
             </w:r>
           </w:p>
         </w:tc>
@@ -1382,7 +1382,7 @@
               <w:rPr>
                 <w:sz w:val="16"/>
               </w:rPr>
-              <w:t>L1_SOLUZIONI_VERSIONE_GUIDATA.docx</w:t>
+              <w:t>L1_SOLUZIONI_DOCENTE.docx</w:t>
             </w:r>
           </w:p>
         </w:tc>
@@ -1399,7 +1399,7 @@
               <w:rPr>
                 <w:sz w:val="16"/>
               </w:rPr>
-              <w:t>39 KB</w:t>
+              <w:t>45 KB</w:t>
             </w:r>
           </w:p>
         </w:tc>
@@ -1433,7 +1433,7 @@
               <w:rPr>
                 <w:sz w:val="16"/>
               </w:rPr>
-              <w:t>9 paragrafi, 1 tabelle, 0 immagini</w:t>
+              <w:t>52 paragrafi, 9 tabelle, 0 immagini</w:t>
             </w:r>
           </w:p>
         </w:tc>
@@ -1469,7 +1469,7 @@
               <w:rPr>
                 <w:sz w:val="16"/>
               </w:rPr>
-              <w:t>SOLUZIONE_GUIDATA_officina23_archivio_modello.zip</w:t>
+              <w:t>L1_SOLUZIONI_VERSIONE_GUIDATA.docx</w:t>
             </w:r>
           </w:p>
         </w:tc>
@@ -1486,7 +1486,7 @@
               <w:rPr>
                 <w:sz w:val="16"/>
               </w:rPr>
-              <w:t>11.9 MB</w:t>
+              <w:t>39 KB</w:t>
             </w:r>
           </w:p>
         </w:tc>
@@ -1520,7 +1520,7 @@
               <w:rPr>
                 <w:sz w:val="16"/>
               </w:rPr>
-              <w:t>11 voci, 11 file interni aperti</w:t>
+              <w:t>9 paragrafi, 1 tabelle, 0 immagini</w:t>
             </w:r>
           </w:p>
         </w:tc>
@@ -1556,7 +1556,7 @@
               <w:rPr>
                 <w:sz w:val="16"/>
               </w:rPr>
-              <w:t>SOLUZIONE_listino_sistemato.txt</w:t>
+              <w:t>SOLUZIONE_GUIDATA_officina23_archivio_modello.zip</w:t>
             </w:r>
           </w:p>
         </w:tc>
@@ -1573,7 +1573,7 @@
               <w:rPr>
                 <w:sz w:val="16"/>
               </w:rPr>
-              <w:t>8 KB</w:t>
+              <w:t>11.9 MB</w:t>
             </w:r>
           </w:p>
         </w:tc>
@@ -1607,7 +1607,7 @@
               <w:rPr>
                 <w:sz w:val="16"/>
               </w:rPr>
-              <w:t>193 righe, UTF-8</w:t>
+              <w:t>11 voci, 11 file interni aperti</w:t>
             </w:r>
           </w:p>
         </w:tc>
@@ -1643,7 +1643,7 @@
               <w:rPr>
                 <w:sz w:val="16"/>
               </w:rPr>
-              <w:t>SOLUZIONE_officina23_archivio_modello.zip</w:t>
+              <w:t>SOLUZIONE_listino_sistemato.txt</w:t>
             </w:r>
           </w:p>
         </w:tc>
@@ -1660,7 +1660,7 @@
               <w:rPr>
                 <w:sz w:val="16"/>
               </w:rPr>
-              <w:t>17.7 MB</w:t>
+              <w:t>8 KB</w:t>
             </w:r>
           </w:p>
         </w:tc>
@@ -1694,7 +1694,7 @@
               <w:rPr>
                 <w:sz w:val="16"/>
               </w:rPr>
-              <w:t>18 voci, 18 file interni aperti</w:t>
+              <w:t>193 righe, UTF-8</w:t>
             </w:r>
           </w:p>
         </w:tc>
@@ -1713,6 +1713,93 @@
               <w:rPr>
                 <w:sz w:val="16"/>
               </w:rPr>
+              <w:t>SOLUZIONI</w:t>
+            </w:r>
+          </w:p>
+        </w:tc>
+        <w:tc>
+          <w:tcPr>
+            <w:tcW w:w="4309" w:type="dxa"/>
+          </w:tcPr>
+          <w:p>
+            <w:pPr>
+              <w:spacing w:after="40" w:line="264" w:lineRule="auto"/>
+            </w:pPr>
+            <w:r/>
+            <w:r>
+              <w:rPr>
+                <w:sz w:val="16"/>
+              </w:rPr>
+              <w:t>SOLUZIONE_officina23_archivio_modello.zip</w:t>
+            </w:r>
+          </w:p>
+        </w:tc>
+        <w:tc>
+          <w:tcPr>
+            <w:tcW w:w="1077" w:type="dxa"/>
+          </w:tcPr>
+          <w:p>
+            <w:pPr>
+              <w:spacing w:after="40" w:line="264" w:lineRule="auto"/>
+            </w:pPr>
+            <w:r/>
+            <w:r>
+              <w:rPr>
+                <w:sz w:val="16"/>
+              </w:rPr>
+              <w:t>17.7 MB</w:t>
+            </w:r>
+          </w:p>
+        </w:tc>
+        <w:tc>
+          <w:tcPr>
+            <w:tcW w:w="4536" w:type="dxa"/>
+          </w:tcPr>
+          <w:p>
+            <w:pPr>
+              <w:spacing w:after="40" w:line="264" w:lineRule="auto"/>
+            </w:pPr>
+            <w:r/>
+            <w:r>
+              <w:rPr>
+                <w:sz w:val="16"/>
+              </w:rPr>
+              <w:t>Soluzione / modello per il docente</w:t>
+            </w:r>
+          </w:p>
+        </w:tc>
+        <w:tc>
+          <w:tcPr>
+            <w:tcW w:w="3288" w:type="dxa"/>
+          </w:tcPr>
+          <w:p>
+            <w:pPr>
+              <w:spacing w:after="40" w:line="264" w:lineRule="auto"/>
+            </w:pPr>
+            <w:r/>
+            <w:r>
+              <w:rPr>
+                <w:sz w:val="16"/>
+              </w:rPr>
+              <w:t>18 voci, 18 file interni aperti</w:t>
+            </w:r>
+          </w:p>
+        </w:tc>
+      </w:tr>
+      <w:tr>
+        <w:tc>
+          <w:tcPr>
+            <w:tcW w:w="1587" w:type="dxa"/>
+          </w:tcPr>
+          <w:p>
+            <w:pPr>
+              <w:spacing w:after="40" w:line="264" w:lineRule="auto"/>
+            </w:pPr>
+            <w:r/>
+            <w:r>
+              <w:rPr>
+                <w:sz w:val="16"/>
+              </w:rPr>
               <w:t>STANDARD</w:t>
             </w:r>
           </w:p>
@@ -1747,7 +1834,7 @@
               <w:rPr>
                 <w:sz w:val="16"/>
               </w:rPr>
-              <w:t>42 KB</w:t>
+              <w:t>38 KB</w:t>
             </w:r>
           </w:p>
         </w:tc>
@@ -8663,7 +8750,7 @@
               <w:rPr>
                 <w:sz w:val="16"/>
               </w:rPr>
-              <w:t>42 KB</w:t>
+              <w:t>38 KB</w:t>
             </w:r>
           </w:p>
         </w:tc>
@@ -8699,7 +8786,7 @@
               <w:rPr>
                 <w:sz w:val="16"/>
               </w:rPr>
-              <w:t>listino_da_sistemare.txt</w:t>
+              <w:t>mappa_tastiera_italiana.pdf</w:t>
             </w:r>
           </w:p>
         </w:tc>
@@ -8716,7 +8803,7 @@
               <w:rPr>
                 <w:sz w:val="16"/>
               </w:rPr>
-              <w:t>8 KB</w:t>
+              <w:t>262 KB</w:t>
             </w:r>
           </w:p>
         </w:tc>
@@ -8752,7 +8839,7 @@
               <w:rPr>
                 <w:sz w:val="16"/>
               </w:rPr>
-              <w:t>mappa_tastiera_italiana.pdf</w:t>
+              <w:t>scorciatoie_officina23.html</w:t>
             </w:r>
           </w:p>
         </w:tc>
@@ -8769,7 +8856,7 @@
               <w:rPr>
                 <w:sz w:val="16"/>
               </w:rPr>
-              <w:t>262 KB</w:t>
+              <w:t>54 KB</w:t>
             </w:r>
           </w:p>
         </w:tc>
@@ -8928,7 +9015,7 @@
               <w:rPr>
                 <w:sz w:val="16"/>
               </w:rPr>
-              <w:t>211 byte</w:t>
+              <w:t>214 byte</w:t>
             </w:r>
           </w:p>
         </w:tc>
@@ -9034,7 +9121,7 @@
               <w:rPr>
                 <w:sz w:val="16"/>
               </w:rPr>
-              <w:t>640 byte</w:t>
+              <w:t>861 byte</w:t>
             </w:r>
           </w:p>
         </w:tc>
@@ -10253,7 +10340,7 @@
               <w:rPr>
                 <w:sz w:val="16"/>
               </w:rPr>
-              <w:t>847 byte</w:t>
+              <w:t>981 byte</w:t>
             </w:r>
           </w:p>
         </w:tc>
@@ -11472,7 +11559,7 @@
               <w:rPr>
                 <w:sz w:val="16"/>
               </w:rPr>
-              <w:t>579 byte</w:t>
+              <w:t>741 byte</w:t>
             </w:r>
           </w:p>
         </w:tc>
@@ -12850,7 +12937,7 @@
               <w:rPr>
                 <w:sz w:val="16"/>
               </w:rPr>
-              <w:t>564 byte</w:t>
+              <w:t>788 byte</w:t>
             </w:r>
           </w:p>
         </w:tc>
@@ -13156,7 +13243,7 @@
               <w:rPr>
                 <w:sz w:val="16"/>
               </w:rPr>
-              <w:t>390 byte</w:t>
+              <w:t>505 byte</w:t>
             </w:r>
           </w:p>
         </w:tc>
@@ -13184,7 +13271,7 @@
               <w:rPr>
                 <w:sz w:val="16"/>
               </w:rPr>
-              <w:t>7 righe, UTF-8</w:t>
+              <w:t>8 righe, UTF-8</w:t>
             </w:r>
           </w:p>
         </w:tc>
@@ -13412,7 +13499,7 @@
               <w:rPr>
                 <w:sz w:val="16"/>
               </w:rPr>
-              <w:t>24 paragrafi, 11 tabelle, 0 immagini</w:t>
+              <w:t>26 paragrafi, 12 tabelle, 0 immagini</w:t>
             </w:r>
           </w:p>
         </w:tc>
@@ -13465,7 +13552,7 @@
               <w:rPr>
                 <w:sz w:val="16"/>
               </w:rPr>
-              <w:t>56 KB</w:t>
+              <w:t>57 KB</w:t>
             </w:r>
           </w:p>
         </w:tc>
@@ -13552,7 +13639,7 @@
               <w:rPr>
                 <w:sz w:val="16"/>
               </w:rPr>
-              <w:t>42 KB</w:t>
+              <w:t>44 KB</w:t>
             </w:r>
           </w:p>
         </w:tc>
@@ -13580,7 +13667,7 @@
               <w:rPr>
                 <w:sz w:val="16"/>
               </w:rPr>
-              <w:t>63 paragrafi, 5 tabelle, 0 immagini</w:t>
+              <w:t>72 paragrafi, 5 tabelle, 0 immagini</w:t>
             </w:r>
           </w:p>
         </w:tc>
@@ -13633,7 +13720,7 @@
               <w:rPr>
                 <w:sz w:val="16"/>
               </w:rPr>
-              <w:t>46 KB</w:t>
+              <w:t>47 KB</w:t>
             </w:r>
           </w:p>
         </w:tc>
@@ -13661,7 +13748,88 @@
               <w:rPr>
                 <w:sz w:val="16"/>
               </w:rPr>
-              <w:t>100 paragrafi, 2 tabelle, 0 immagini</w:t>
+              <w:t>111 paragrafi, 2 tabelle, 0 immagini</w:t>
+            </w:r>
+          </w:p>
+        </w:tc>
+      </w:tr>
+      <w:tr>
+        <w:tc>
+          <w:tcPr>
+            <w:tcW w:w="1587" w:type="dxa"/>
+          </w:tcPr>
+          <w:p>
+            <w:pPr>
+              <w:spacing w:after="40" w:line="264" w:lineRule="auto"/>
+            </w:pPr>
+            <w:r/>
+            <w:r>
+              <w:rPr>
+                <w:sz w:val="16"/>
+              </w:rPr>
+              <w:t>—</w:t>
+            </w:r>
+          </w:p>
+        </w:tc>
+        <w:tc>
+          <w:tcPr>
+            <w:tcW w:w="4309" w:type="dxa"/>
+          </w:tcPr>
+          <w:p>
+            <w:pPr>
+              <w:spacing w:after="40" w:line="264" w:lineRule="auto"/>
+            </w:pPr>
+            <w:r/>
+            <w:r>
+              <w:rPr>
+                <w:sz w:val="16"/>
+              </w:rPr>
+              <w:t>esempio_htaccess_nascondi_soluzioni.txt</w:t>
+            </w:r>
+          </w:p>
+        </w:tc>
+        <w:tc>
+          <w:tcPr>
+            <w:tcW w:w="1077" w:type="dxa"/>
+          </w:tcPr>
+          <w:p>
+            <w:pPr>
+              <w:spacing w:after="40" w:line="264" w:lineRule="auto"/>
+            </w:pPr>
+            <w:r/>
+            <w:r>
+              <w:rPr>
+                <w:sz w:val="16"/>
+              </w:rPr>
+              <w:t>566 byte</w:t>
+            </w:r>
+          </w:p>
+        </w:tc>
+        <w:tc>
+          <w:tcPr>
+            <w:tcW w:w="4536" w:type="dxa"/>
+          </w:tcPr>
+          <w:p>
+            <w:pPr>
+              <w:spacing w:after="40" w:line="264" w:lineRule="auto"/>
+            </w:pPr>
+            <w:r/>
+          </w:p>
+        </w:tc>
+        <w:tc>
+          <w:tcPr>
+            <w:tcW w:w="3288" w:type="dxa"/>
+          </w:tcPr>
+          <w:p>
+            <w:pPr>
+              <w:spacing w:after="40" w:line="264" w:lineRule="auto"/>
+            </w:pPr>
+            <w:r/>
+            <w:r>
+              <w:rPr>
+                <w:sz w:val="16"/>
+              </w:rPr>
+              <w:t>9 righe, UTF-8</w:t>
             </w:r>
           </w:p>
         </w:tc>
@@ -13861,7 +14029,7 @@
               <w:rPr>
                 <w:sz w:val="16"/>
               </w:rPr>
-              <w:t>107 KB</w:t>
+              <w:t>109 KB</w:t>
             </w:r>
           </w:p>
         </w:tc>

--- a/README/INDICE_MATERIALI.docx
+++ b/README/INDICE_MATERIALI.docx
@@ -1225,7 +1225,7 @@
               <w:rPr>
                 <w:sz w:val="16"/>
               </w:rPr>
-              <w:t>54 KB</w:t>
+              <w:t>55 KB</w:t>
             </w:r>
           </w:p>
         </w:tc>
@@ -8856,7 +8856,7 @@
               <w:rPr>
                 <w:sz w:val="16"/>
               </w:rPr>
-              <w:t>54 KB</w:t>
+              <w:t>55 KB</w:t>
             </w:r>
           </w:p>
         </w:tc>
@@ -13748,7 +13748,7 @@
               <w:rPr>
                 <w:sz w:val="16"/>
               </w:rPr>
-              <w:t>111 paragrafi, 2 tabelle, 0 immagini</w:t>
+              <w:t>109 paragrafi, 2 tabelle, 0 immagini</w:t>
             </w:r>
           </w:p>
         </w:tc>

--- a/README/INDICE_MATERIALI.docx
+++ b/README/INDICE_MATERIALI.docx
@@ -242,7 +242,7 @@
               <w:rPr>
                 <w:sz w:val="16"/>
               </w:rPr>
-              <w:t>175 paragrafi, 25 tabelle, 0 immagini</w:t>
+              <w:t>176 paragrafi, 25 tabelle, 0 immagini</w:t>
             </w:r>
           </w:p>
         </w:tc>
@@ -1834,6 +1834,93 @@
               <w:rPr>
                 <w:sz w:val="16"/>
               </w:rPr>
+              <w:t>2.7 MB</w:t>
+            </w:r>
+          </w:p>
+        </w:tc>
+        <w:tc>
+          <w:tcPr>
+            <w:tcW w:w="4536" w:type="dxa"/>
+          </w:tcPr>
+          <w:p>
+            <w:pPr>
+              <w:spacing w:after="40" w:line="264" w:lineRule="auto"/>
+            </w:pPr>
+            <w:r/>
+            <w:r>
+              <w:rPr>
+                <w:sz w:val="16"/>
+              </w:rPr>
+              <w:t>Scheda studente: tastiera e scorciatoie</w:t>
+            </w:r>
+          </w:p>
+        </w:tc>
+        <w:tc>
+          <w:tcPr>
+            <w:tcW w:w="3288" w:type="dxa"/>
+          </w:tcPr>
+          <w:p>
+            <w:pPr>
+              <w:spacing w:after="40" w:line="264" w:lineRule="auto"/>
+            </w:pPr>
+            <w:r/>
+            <w:r>
+              <w:rPr>
+                <w:sz w:val="16"/>
+              </w:rPr>
+              <w:t>35 paragrafi, 21 tabelle, 0 immagini</w:t>
+            </w:r>
+          </w:p>
+        </w:tc>
+      </w:tr>
+      <w:tr>
+        <w:tc>
+          <w:tcPr>
+            <w:tcW w:w="1587" w:type="dxa"/>
+          </w:tcPr>
+          <w:p>
+            <w:pPr>
+              <w:spacing w:after="40" w:line="264" w:lineRule="auto"/>
+            </w:pPr>
+            <w:r/>
+            <w:r>
+              <w:rPr>
+                <w:sz w:val="16"/>
+              </w:rPr>
+              <w:t>STANDARD</w:t>
+            </w:r>
+          </w:p>
+        </w:tc>
+        <w:tc>
+          <w:tcPr>
+            <w:tcW w:w="4309" w:type="dxa"/>
+          </w:tcPr>
+          <w:p>
+            <w:pPr>
+              <w:spacing w:after="40" w:line="264" w:lineRule="auto"/>
+            </w:pPr>
+            <w:r/>
+            <w:r>
+              <w:rPr>
+                <w:sz w:val="16"/>
+              </w:rPr>
+              <w:t>L1_A_scheda_tastiera_shortcut.docx.old</w:t>
+            </w:r>
+          </w:p>
+        </w:tc>
+        <w:tc>
+          <w:tcPr>
+            <w:tcW w:w="1077" w:type="dxa"/>
+          </w:tcPr>
+          <w:p>
+            <w:pPr>
+              <w:spacing w:after="40" w:line="264" w:lineRule="auto"/>
+            </w:pPr>
+            <w:r/>
+            <w:r>
+              <w:rPr>
+                <w:sz w:val="16"/>
+              </w:rPr>
               <w:t>38 KB</w:t>
             </w:r>
           </w:p>
@@ -1847,12 +1934,6 @@
               <w:spacing w:after="40" w:line="264" w:lineRule="auto"/>
             </w:pPr>
             <w:r/>
-            <w:r>
-              <w:rPr>
-                <w:sz w:val="16"/>
-              </w:rPr>
-              <w:t>Scheda studente: tastiera e scorciatoie</w:t>
-            </w:r>
           </w:p>
         </w:tc>
         <w:tc>
@@ -1868,7 +1949,7 @@
               <w:rPr>
                 <w:sz w:val="16"/>
               </w:rPr>
-              <w:t>35 paragrafi, 21 tabelle, 0 immagini</w:t>
+              <w:t>tipo non verificato</w:t>
             </w:r>
           </w:p>
         </w:tc>
@@ -5590,7 +5671,7 @@
               <w:rPr>
                 <w:sz w:val="16"/>
               </w:rPr>
-              <w:t>39 KB</w:t>
+              <w:t>40 KB</w:t>
             </w:r>
           </w:p>
         </w:tc>
@@ -5624,7 +5705,7 @@
               <w:rPr>
                 <w:sz w:val="16"/>
               </w:rPr>
-              <w:t>17 paragrafi, 8 tabelle, 0 immagini</w:t>
+              <w:t>21 paragrafi, 9 tabelle, 0 immagini</w:t>
             </w:r>
           </w:p>
         </w:tc>
@@ -6059,7 +6140,7 @@
               <w:rPr>
                 <w:sz w:val="16"/>
               </w:rPr>
-              <w:t>durata 00:00:36.00</w:t>
+              <w:t>non ricontrollato: FFmpeg non installato (file invariato)</w:t>
             </w:r>
           </w:p>
         </w:tc>
@@ -6286,7 +6367,7 @@
               <w:rPr>
                 <w:sz w:val="16"/>
               </w:rPr>
-              <w:t>8 KB</w:t>
+              <w:t>15 KB</w:t>
             </w:r>
           </w:p>
         </w:tc>
@@ -6303,7 +6384,7 @@
               <w:rPr>
                 <w:sz w:val="16"/>
               </w:rPr>
-              <w:t>Casella di posta simulata con 5 messaggi (4 phishing, 1 legittimo)</w:t>
+              <w:t>Casella di posta simulata con 5 messaggi (4 phishing, 1 legittimo): decisioni dello studente e codice O23-PHI</w:t>
             </w:r>
           </w:p>
         </w:tc>
@@ -6494,7 +6575,7 @@
               <w:rPr>
                 <w:sz w:val="16"/>
               </w:rPr>
-              <w:t>22 paragrafi, 5 tabelle, 0 immagini</w:t>
+              <w:t>25 paragrafi, 5 tabelle, 0 immagini</w:t>
             </w:r>
           </w:p>
         </w:tc>
@@ -6634,7 +6715,7 @@
               <w:rPr>
                 <w:sz w:val="16"/>
               </w:rPr>
-              <w:t>39 KB</w:t>
+              <w:t>40 KB</w:t>
             </w:r>
           </w:p>
         </w:tc>
@@ -6668,7 +6749,7 @@
               <w:rPr>
                 <w:sz w:val="16"/>
               </w:rPr>
-              <w:t>12 paragrafi, 8 tabelle, 0 immagini</w:t>
+              <w:t>15 paragrafi, 9 tabelle, 0 immagini</w:t>
             </w:r>
           </w:p>
         </w:tc>
@@ -7216,7 +7297,7 @@
               <w:rPr>
                 <w:sz w:val="16"/>
               </w:rPr>
-              <w:t>7 KB</w:t>
+              <w:t>15 KB</w:t>
             </w:r>
           </w:p>
         </w:tc>
@@ -7233,7 +7314,7 @@
               <w:rPr>
                 <w:sz w:val="16"/>
               </w:rPr>
-              <w:t>Casella di posta della missione finale (1 phishing)</w:t>
+              <w:t>Casella di posta della missione finale (1 phishing) con codice O23-PMF</w:t>
             </w:r>
           </w:p>
         </w:tc>
@@ -7337,7 +7418,7 @@
               <w:rPr>
                 <w:sz w:val="16"/>
               </w:rPr>
-              <w:t>durata 00:00:30.00</w:t>
+              <w:t>non ricontrollato: FFmpeg non installato (file invariato)</w:t>
             </w:r>
           </w:p>
         </w:tc>
@@ -8750,7 +8831,7 @@
               <w:rPr>
                 <w:sz w:val="16"/>
               </w:rPr>
-              <w:t>38 KB</w:t>
+              <w:t>2.7 MB</w:t>
             </w:r>
           </w:p>
         </w:tc>
@@ -9121,7 +9202,7 @@
               <w:rPr>
                 <w:sz w:val="16"/>
               </w:rPr>
-              <w:t>861 byte</w:t>
+              <w:t>936 byte</w:t>
             </w:r>
           </w:p>
         </w:tc>
@@ -10340,7 +10421,7 @@
               <w:rPr>
                 <w:sz w:val="16"/>
               </w:rPr>
-              <w:t>981 byte</w:t>
+              <w:t>1 KB</w:t>
             </w:r>
           </w:p>
         </w:tc>
@@ -11294,7 +11375,7 @@
               <w:rPr>
                 <w:sz w:val="16"/>
               </w:rPr>
-              <w:t>39 KB</w:t>
+              <w:t>40 KB</w:t>
             </w:r>
           </w:p>
         </w:tc>
@@ -11347,7 +11428,7 @@
               <w:rPr>
                 <w:sz w:val="16"/>
               </w:rPr>
-              <w:t>8 KB</w:t>
+              <w:t>15 KB</w:t>
             </w:r>
           </w:p>
         </w:tc>
@@ -11400,7 +11481,7 @@
               <w:rPr>
                 <w:sz w:val="16"/>
               </w:rPr>
-              <w:t>39 KB</w:t>
+              <w:t>40 KB</w:t>
             </w:r>
           </w:p>
         </w:tc>
@@ -11559,7 +11640,7 @@
               <w:rPr>
                 <w:sz w:val="16"/>
               </w:rPr>
-              <w:t>741 byte</w:t>
+              <w:t>929 byte</w:t>
             </w:r>
           </w:p>
         </w:tc>
@@ -12407,7 +12488,7 @@
               <w:rPr>
                 <w:sz w:val="16"/>
               </w:rPr>
-              <w:t>7 KB</w:t>
+              <w:t>15 KB</w:t>
             </w:r>
           </w:p>
         </w:tc>
@@ -12884,7 +12965,7 @@
               <w:rPr>
                 <w:sz w:val="16"/>
               </w:rPr>
-              <w:t>40 KB</w:t>
+              <w:t>41 KB</w:t>
             </w:r>
           </w:p>
         </w:tc>
@@ -12937,7 +13018,7 @@
               <w:rPr>
                 <w:sz w:val="16"/>
               </w:rPr>
-              <w:t>788 byte</w:t>
+              <w:t>911 byte</w:t>
             </w:r>
           </w:p>
         </w:tc>
@@ -13471,7 +13552,7 @@
               <w:rPr>
                 <w:sz w:val="16"/>
               </w:rPr>
-              <w:t>44 KB</w:t>
+              <w:t>45 KB</w:t>
             </w:r>
           </w:p>
         </w:tc>
@@ -13499,7 +13580,7 @@
               <w:rPr>
                 <w:sz w:val="16"/>
               </w:rPr>
-              <w:t>26 paragrafi, 12 tabelle, 0 immagini</w:t>
+              <w:t>30 paragrafi, 14 tabelle, 0 immagini</w:t>
             </w:r>
           </w:p>
         </w:tc>
@@ -13667,7 +13748,7 @@
               <w:rPr>
                 <w:sz w:val="16"/>
               </w:rPr>
-              <w:t>72 paragrafi, 5 tabelle, 0 immagini</w:t>
+              <w:t>73 paragrafi, 5 tabelle, 0 immagini</w:t>
             </w:r>
           </w:p>
         </w:tc>
@@ -13720,7 +13801,7 @@
               <w:rPr>
                 <w:sz w:val="16"/>
               </w:rPr>
-              <w:t>47 KB</w:t>
+              <w:t>49 KB</w:t>
             </w:r>
           </w:p>
         </w:tc>
@@ -13748,7 +13829,94 @@
               <w:rPr>
                 <w:sz w:val="16"/>
               </w:rPr>
-              <w:t>109 paragrafi, 2 tabelle, 0 immagini</w:t>
+              <w:t>124 paragrafi, 2 tabelle, 0 immagini</w:t>
+            </w:r>
+          </w:p>
+        </w:tc>
+      </w:tr>
+      <w:tr>
+        <w:tc>
+          <w:tcPr>
+            <w:tcW w:w="1587" w:type="dxa"/>
+          </w:tcPr>
+          <w:p>
+            <w:pPr>
+              <w:spacing w:after="40" w:line="264" w:lineRule="auto"/>
+            </w:pPr>
+            <w:r/>
+            <w:r>
+              <w:rPr>
+                <w:sz w:val="16"/>
+              </w:rPr>
+              <w:t>—</w:t>
+            </w:r>
+          </w:p>
+        </w:tc>
+        <w:tc>
+          <w:tcPr>
+            <w:tcW w:w="4309" w:type="dxa"/>
+          </w:tcPr>
+          <w:p>
+            <w:pPr>
+              <w:spacing w:after="40" w:line="264" w:lineRule="auto"/>
+            </w:pPr>
+            <w:r/>
+            <w:r>
+              <w:rPr>
+                <w:sz w:val="16"/>
+              </w:rPr>
+              <w:t>crea_modulo_codici.gs</w:t>
+            </w:r>
+          </w:p>
+        </w:tc>
+        <w:tc>
+          <w:tcPr>
+            <w:tcW w:w="1077" w:type="dxa"/>
+          </w:tcPr>
+          <w:p>
+            <w:pPr>
+              <w:spacing w:after="40" w:line="264" w:lineRule="auto"/>
+            </w:pPr>
+            <w:r/>
+            <w:r>
+              <w:rPr>
+                <w:sz w:val="16"/>
+              </w:rPr>
+              <w:t>5 KB</w:t>
+            </w:r>
+          </w:p>
+        </w:tc>
+        <w:tc>
+          <w:tcPr>
+            <w:tcW w:w="4536" w:type="dxa"/>
+          </w:tcPr>
+          <w:p>
+            <w:pPr>
+              <w:spacing w:after="40" w:line="264" w:lineRule="auto"/>
+            </w:pPr>
+            <w:r/>
+            <w:r>
+              <w:rPr>
+                <w:sz w:val="16"/>
+              </w:rPr>
+              <w:t>Script Apps Script che crea il Modulo Google dei codici: impostazioni, domande con convalida, foglio delle risposte collegato</w:t>
+            </w:r>
+          </w:p>
+        </w:tc>
+        <w:tc>
+          <w:tcPr>
+            <w:tcW w:w="3288" w:type="dxa"/>
+          </w:tcPr>
+          <w:p>
+            <w:pPr>
+              <w:spacing w:after="40" w:line="264" w:lineRule="auto"/>
+            </w:pPr>
+            <w:r/>
+            <w:r>
+              <w:rPr>
+                <w:sz w:val="16"/>
+              </w:rPr>
+              <w:t>tipo non verificato</w:t>
             </w:r>
           </w:p>
         </w:tc>
@@ -14029,7 +14197,7 @@
               <w:rPr>
                 <w:sz w:val="16"/>
               </w:rPr>
-              <w:t>109 KB</w:t>
+              <w:t>111 KB</w:t>
             </w:r>
           </w:p>
         </w:tc>
@@ -14042,6 +14210,474 @@
               <w:spacing w:after="40" w:line="264" w:lineRule="auto"/>
             </w:pPr>
             <w:r/>
+          </w:p>
+        </w:tc>
+        <w:tc>
+          <w:tcPr>
+            <w:tcW w:w="3288" w:type="dxa"/>
+          </w:tcPr>
+          <w:p>
+            <w:pPr>
+              <w:spacing w:after="40" w:line="264" w:lineRule="auto"/>
+            </w:pPr>
+            <w:r/>
+            <w:r>
+              <w:rPr>
+                <w:sz w:val="16"/>
+              </w:rPr>
+              <w:t>HTML completo</w:t>
+            </w:r>
+          </w:p>
+        </w:tc>
+      </w:tr>
+    </w:tbl>
+    <w:p>
+      <w:pPr>
+        <w:spacing w:after="40"/>
+      </w:pPr>
+    </w:p>
+    <w:p>
+      <w:pPr>
+        <w:pStyle w:val="Heading2"/>
+      </w:pPr>
+      <w:r>
+        <w:t>sintesi.html</w:t>
+      </w:r>
+    </w:p>
+    <w:tbl>
+      <w:tblPr>
+        <w:tblW w:w="14797" w:type="dxa"/>
+        <w:jc w:val="left"/>
+        <w:tblBorders>
+          <w:top w:val="single" w:sz="6" w:space="0" w:color="B7C3CB"/>
+          <w:left w:val="single" w:sz="6" w:space="0" w:color="B7C3CB"/>
+          <w:bottom w:val="single" w:sz="6" w:space="0" w:color="B7C3CB"/>
+          <w:right w:val="single" w:sz="6" w:space="0" w:color="B7C3CB"/>
+          <w:insideH w:val="single" w:sz="6" w:space="0" w:color="B7C3CB"/>
+          <w:insideV w:val="single" w:sz="6" w:space="0" w:color="B7C3CB"/>
+        </w:tblBorders>
+        <w:tblLayout w:type="fixed"/>
+        <w:tblCellMar>
+          <w:top w:w="60" w:type="dxa"/>
+          <w:left w:w="100" w:type="dxa"/>
+          <w:bottom w:w="60" w:type="dxa"/>
+          <w:right w:w="100" w:type="dxa"/>
+        </w:tblCellMar>
+        <w:tblLook w:firstColumn="1" w:firstRow="1" w:lastColumn="0" w:lastRow="0" w:noHBand="0" w:noVBand="1" w:val="04A0"/>
+      </w:tblPr>
+      <w:tblGrid>
+        <w:gridCol w:w="1587"/>
+        <w:gridCol w:w="4309"/>
+        <w:gridCol w:w="1077"/>
+        <w:gridCol w:w="4536"/>
+        <w:gridCol w:w="3288"/>
+      </w:tblGrid>
+      <w:tr>
+        <w:trPr>
+          <w:tblHeader w:val="true"/>
+        </w:trPr>
+        <w:tc>
+          <w:tcPr>
+            <w:tcW w:w="1587" w:type="dxa"/>
+            <w:shd w:val="clear" w:color="auto" w:fill="0B6E75"/>
+          </w:tcPr>
+          <w:p>
+            <w:pPr>
+              <w:spacing w:after="40" w:line="264" w:lineRule="auto"/>
+            </w:pPr>
+            <w:r/>
+            <w:r>
+              <w:rPr>
+                <w:b/>
+                <w:color w:val="FFFFFF"/>
+                <w:sz w:val="16"/>
+              </w:rPr>
+              <w:t>Sottocartella</w:t>
+            </w:r>
+          </w:p>
+        </w:tc>
+        <w:tc>
+          <w:tcPr>
+            <w:tcW w:w="4309" w:type="dxa"/>
+            <w:shd w:val="clear" w:color="auto" w:fill="0B6E75"/>
+          </w:tcPr>
+          <w:p>
+            <w:pPr>
+              <w:spacing w:after="40" w:line="264" w:lineRule="auto"/>
+            </w:pPr>
+            <w:r/>
+            <w:r>
+              <w:rPr>
+                <w:b/>
+                <w:color w:val="FFFFFF"/>
+                <w:sz w:val="16"/>
+              </w:rPr>
+              <w:t>File</w:t>
+            </w:r>
+          </w:p>
+        </w:tc>
+        <w:tc>
+          <w:tcPr>
+            <w:tcW w:w="1077" w:type="dxa"/>
+            <w:shd w:val="clear" w:color="auto" w:fill="0B6E75"/>
+          </w:tcPr>
+          <w:p>
+            <w:pPr>
+              <w:spacing w:after="40" w:line="264" w:lineRule="auto"/>
+            </w:pPr>
+            <w:r/>
+            <w:r>
+              <w:rPr>
+                <w:b/>
+                <w:color w:val="FFFFFF"/>
+                <w:sz w:val="16"/>
+              </w:rPr>
+              <w:t>Peso</w:t>
+            </w:r>
+          </w:p>
+        </w:tc>
+        <w:tc>
+          <w:tcPr>
+            <w:tcW w:w="4536" w:type="dxa"/>
+            <w:shd w:val="clear" w:color="auto" w:fill="0B6E75"/>
+          </w:tcPr>
+          <w:p>
+            <w:pPr>
+              <w:spacing w:after="40" w:line="264" w:lineRule="auto"/>
+            </w:pPr>
+            <w:r/>
+            <w:r>
+              <w:rPr>
+                <w:b/>
+                <w:color w:val="FFFFFF"/>
+                <w:sz w:val="16"/>
+              </w:rPr>
+              <w:t>A che cosa serve</w:t>
+            </w:r>
+          </w:p>
+        </w:tc>
+        <w:tc>
+          <w:tcPr>
+            <w:tcW w:w="3288" w:type="dxa"/>
+            <w:shd w:val="clear" w:color="auto" w:fill="0B6E75"/>
+          </w:tcPr>
+          <w:p>
+            <w:pPr>
+              <w:spacing w:after="40" w:line="264" w:lineRule="auto"/>
+            </w:pPr>
+            <w:r/>
+            <w:r>
+              <w:rPr>
+                <w:b/>
+                <w:color w:val="FFFFFF"/>
+                <w:sz w:val="16"/>
+              </w:rPr>
+              <w:t>Verifica (QA)</w:t>
+            </w:r>
+          </w:p>
+        </w:tc>
+      </w:tr>
+      <w:tr>
+        <w:tc>
+          <w:tcPr>
+            <w:tcW w:w="1587" w:type="dxa"/>
+          </w:tcPr>
+          <w:p>
+            <w:pPr>
+              <w:spacing w:after="40" w:line="264" w:lineRule="auto"/>
+            </w:pPr>
+            <w:r/>
+            <w:r>
+              <w:rPr>
+                <w:sz w:val="16"/>
+              </w:rPr>
+              <w:t>—</w:t>
+            </w:r>
+          </w:p>
+        </w:tc>
+        <w:tc>
+          <w:tcPr>
+            <w:tcW w:w="4309" w:type="dxa"/>
+          </w:tcPr>
+          <w:p>
+            <w:pPr>
+              <w:spacing w:after="40" w:line="264" w:lineRule="auto"/>
+            </w:pPr>
+            <w:r/>
+            <w:r>
+              <w:rPr>
+                <w:sz w:val="16"/>
+              </w:rPr>
+              <w:t>sintesi.html</w:t>
+            </w:r>
+          </w:p>
+        </w:tc>
+        <w:tc>
+          <w:tcPr>
+            <w:tcW w:w="1077" w:type="dxa"/>
+          </w:tcPr>
+          <w:p>
+            <w:pPr>
+              <w:spacing w:after="40" w:line="264" w:lineRule="auto"/>
+            </w:pPr>
+            <w:r/>
+            <w:r>
+              <w:rPr>
+                <w:sz w:val="16"/>
+              </w:rPr>
+              <w:t>51 KB</w:t>
+            </w:r>
+          </w:p>
+        </w:tc>
+        <w:tc>
+          <w:tcPr>
+            <w:tcW w:w="4536" w:type="dxa"/>
+          </w:tcPr>
+          <w:p>
+            <w:pPr>
+              <w:spacing w:after="40" w:line="264" w:lineRule="auto"/>
+            </w:pPr>
+            <w:r/>
+            <w:r>
+              <w:rPr>
+                <w:sz w:val="16"/>
+              </w:rPr>
+              <w:t>Sintesi per i colleghi (una pagina, anche da telefono): competenze, lezioni, esercizi, tempi e versione da 80 minuti</w:t>
+            </w:r>
+          </w:p>
+        </w:tc>
+        <w:tc>
+          <w:tcPr>
+            <w:tcW w:w="3288" w:type="dxa"/>
+          </w:tcPr>
+          <w:p>
+            <w:pPr>
+              <w:spacing w:after="40" w:line="264" w:lineRule="auto"/>
+            </w:pPr>
+            <w:r/>
+            <w:r>
+              <w:rPr>
+                <w:sz w:val="16"/>
+              </w:rPr>
+              <w:t>HTML completo</w:t>
+            </w:r>
+          </w:p>
+        </w:tc>
+      </w:tr>
+    </w:tbl>
+    <w:p>
+      <w:pPr>
+        <w:spacing w:after="40"/>
+      </w:pPr>
+    </w:p>
+    <w:p>
+      <w:pPr>
+        <w:pStyle w:val="Heading2"/>
+      </w:pPr>
+      <w:r>
+        <w:t>verifica_codici.html</w:t>
+      </w:r>
+    </w:p>
+    <w:tbl>
+      <w:tblPr>
+        <w:tblW w:w="14797" w:type="dxa"/>
+        <w:jc w:val="left"/>
+        <w:tblBorders>
+          <w:top w:val="single" w:sz="6" w:space="0" w:color="B7C3CB"/>
+          <w:left w:val="single" w:sz="6" w:space="0" w:color="B7C3CB"/>
+          <w:bottom w:val="single" w:sz="6" w:space="0" w:color="B7C3CB"/>
+          <w:right w:val="single" w:sz="6" w:space="0" w:color="B7C3CB"/>
+          <w:insideH w:val="single" w:sz="6" w:space="0" w:color="B7C3CB"/>
+          <w:insideV w:val="single" w:sz="6" w:space="0" w:color="B7C3CB"/>
+        </w:tblBorders>
+        <w:tblLayout w:type="fixed"/>
+        <w:tblCellMar>
+          <w:top w:w="60" w:type="dxa"/>
+          <w:left w:w="100" w:type="dxa"/>
+          <w:bottom w:w="60" w:type="dxa"/>
+          <w:right w:w="100" w:type="dxa"/>
+        </w:tblCellMar>
+        <w:tblLook w:firstColumn="1" w:firstRow="1" w:lastColumn="0" w:lastRow="0" w:noHBand="0" w:noVBand="1" w:val="04A0"/>
+      </w:tblPr>
+      <w:tblGrid>
+        <w:gridCol w:w="1587"/>
+        <w:gridCol w:w="4309"/>
+        <w:gridCol w:w="1077"/>
+        <w:gridCol w:w="4536"/>
+        <w:gridCol w:w="3288"/>
+      </w:tblGrid>
+      <w:tr>
+        <w:trPr>
+          <w:tblHeader w:val="true"/>
+        </w:trPr>
+        <w:tc>
+          <w:tcPr>
+            <w:tcW w:w="1587" w:type="dxa"/>
+            <w:shd w:val="clear" w:color="auto" w:fill="0B6E75"/>
+          </w:tcPr>
+          <w:p>
+            <w:pPr>
+              <w:spacing w:after="40" w:line="264" w:lineRule="auto"/>
+            </w:pPr>
+            <w:r/>
+            <w:r>
+              <w:rPr>
+                <w:b/>
+                <w:color w:val="FFFFFF"/>
+                <w:sz w:val="16"/>
+              </w:rPr>
+              <w:t>Sottocartella</w:t>
+            </w:r>
+          </w:p>
+        </w:tc>
+        <w:tc>
+          <w:tcPr>
+            <w:tcW w:w="4309" w:type="dxa"/>
+            <w:shd w:val="clear" w:color="auto" w:fill="0B6E75"/>
+          </w:tcPr>
+          <w:p>
+            <w:pPr>
+              <w:spacing w:after="40" w:line="264" w:lineRule="auto"/>
+            </w:pPr>
+            <w:r/>
+            <w:r>
+              <w:rPr>
+                <w:b/>
+                <w:color w:val="FFFFFF"/>
+                <w:sz w:val="16"/>
+              </w:rPr>
+              <w:t>File</w:t>
+            </w:r>
+          </w:p>
+        </w:tc>
+        <w:tc>
+          <w:tcPr>
+            <w:tcW w:w="1077" w:type="dxa"/>
+            <w:shd w:val="clear" w:color="auto" w:fill="0B6E75"/>
+          </w:tcPr>
+          <w:p>
+            <w:pPr>
+              <w:spacing w:after="40" w:line="264" w:lineRule="auto"/>
+            </w:pPr>
+            <w:r/>
+            <w:r>
+              <w:rPr>
+                <w:b/>
+                <w:color w:val="FFFFFF"/>
+                <w:sz w:val="16"/>
+              </w:rPr>
+              <w:t>Peso</w:t>
+            </w:r>
+          </w:p>
+        </w:tc>
+        <w:tc>
+          <w:tcPr>
+            <w:tcW w:w="4536" w:type="dxa"/>
+            <w:shd w:val="clear" w:color="auto" w:fill="0B6E75"/>
+          </w:tcPr>
+          <w:p>
+            <w:pPr>
+              <w:spacing w:after="40" w:line="264" w:lineRule="auto"/>
+            </w:pPr>
+            <w:r/>
+            <w:r>
+              <w:rPr>
+                <w:b/>
+                <w:color w:val="FFFFFF"/>
+                <w:sz w:val="16"/>
+              </w:rPr>
+              <w:t>A che cosa serve</w:t>
+            </w:r>
+          </w:p>
+        </w:tc>
+        <w:tc>
+          <w:tcPr>
+            <w:tcW w:w="3288" w:type="dxa"/>
+            <w:shd w:val="clear" w:color="auto" w:fill="0B6E75"/>
+          </w:tcPr>
+          <w:p>
+            <w:pPr>
+              <w:spacing w:after="40" w:line="264" w:lineRule="auto"/>
+            </w:pPr>
+            <w:r/>
+            <w:r>
+              <w:rPr>
+                <w:b/>
+                <w:color w:val="FFFFFF"/>
+                <w:sz w:val="16"/>
+              </w:rPr>
+              <w:t>Verifica (QA)</w:t>
+            </w:r>
+          </w:p>
+        </w:tc>
+      </w:tr>
+      <w:tr>
+        <w:tc>
+          <w:tcPr>
+            <w:tcW w:w="1587" w:type="dxa"/>
+          </w:tcPr>
+          <w:p>
+            <w:pPr>
+              <w:spacing w:after="40" w:line="264" w:lineRule="auto"/>
+            </w:pPr>
+            <w:r/>
+            <w:r>
+              <w:rPr>
+                <w:sz w:val="16"/>
+              </w:rPr>
+              <w:t>—</w:t>
+            </w:r>
+          </w:p>
+        </w:tc>
+        <w:tc>
+          <w:tcPr>
+            <w:tcW w:w="4309" w:type="dxa"/>
+          </w:tcPr>
+          <w:p>
+            <w:pPr>
+              <w:spacing w:after="40" w:line="264" w:lineRule="auto"/>
+            </w:pPr>
+            <w:r/>
+            <w:r>
+              <w:rPr>
+                <w:sz w:val="16"/>
+              </w:rPr>
+              <w:t>verifica_codici.html</w:t>
+            </w:r>
+          </w:p>
+        </w:tc>
+        <w:tc>
+          <w:tcPr>
+            <w:tcW w:w="1077" w:type="dxa"/>
+          </w:tcPr>
+          <w:p>
+            <w:pPr>
+              <w:spacing w:after="40" w:line="264" w:lineRule="auto"/>
+            </w:pPr>
+            <w:r/>
+            <w:r>
+              <w:rPr>
+                <w:sz w:val="16"/>
+              </w:rPr>
+              <w:t>43 KB</w:t>
+            </w:r>
+          </w:p>
+        </w:tc>
+        <w:tc>
+          <w:tcPr>
+            <w:tcW w:w="4536" w:type="dxa"/>
+          </w:tcPr>
+          <w:p>
+            <w:pPr>
+              <w:spacing w:after="40" w:line="264" w:lineRule="auto"/>
+            </w:pPr>
+            <w:r/>
+            <w:r>
+              <w:rPr>
+                <w:sz w:val="16"/>
+              </w:rPr>
+              <w:t>Verifica codici per il docente: firma e livelli proposti per tutti i codici della classe (O23-L1, SCO, SEL, PHI, PMF), anche dalle risposte del Modulo Google; nulla viene inviato</w:t>
+            </w:r>
           </w:p>
         </w:tc>
         <w:tc>
